--- a/2026/Практика 2/Практика2.docx
+++ b/2026/Практика 2/Практика2.docx
@@ -19,10 +19,10 @@
     <w:p>
       <w:r>
         <w:drawing>
-          <wp:inline distT="0" distB="0" distL="0" distR="0" wp14:anchorId="6DC25962" wp14:editId="3517A181">
-            <wp:extent cx="5940425" cy="4255135"/>
-            <wp:effectExtent l="0" t="0" r="3175" b="0"/>
-            <wp:docPr id="1571076514" name="Рисунок 1"/>
+          <wp:inline distT="0" distB="0" distL="0" distR="0" wp14:anchorId="33505ABF" wp14:editId="01B22EE1">
+            <wp:extent cx="5940425" cy="4683125"/>
+            <wp:effectExtent l="0" t="0" r="3175" b="3175"/>
+            <wp:docPr id="102462140" name="Рисунок 1"/>
             <wp:cNvGraphicFramePr>
               <a:graphicFrameLocks xmlns:a="http://schemas.openxmlformats.org/drawingml/2006/main" noChangeAspect="1"/>
             </wp:cNvGraphicFramePr>
@@ -30,7 +30,7 @@
               <a:graphicData uri="http://schemas.openxmlformats.org/drawingml/2006/picture">
                 <pic:pic xmlns:pic="http://schemas.openxmlformats.org/drawingml/2006/picture">
                   <pic:nvPicPr>
-                    <pic:cNvPr id="1571076514" name=""/>
+                    <pic:cNvPr id="102462140" name=""/>
                     <pic:cNvPicPr/>
                   </pic:nvPicPr>
                   <pic:blipFill>
@@ -42,7 +42,7 @@
                   <pic:spPr>
                     <a:xfrm>
                       <a:off x="0" y="0"/>
-                      <a:ext cx="5940425" cy="4255135"/>
+                      <a:ext cx="5940425" cy="4683125"/>
                     </a:xfrm>
                     <a:prstGeom prst="rect">
                       <a:avLst/>
@@ -70,13 +70,20 @@
         <w:pStyle w:val="a5"/>
         <w:ind w:firstLine="0"/>
         <w:jc w:val="center"/>
+        <w:rPr>
+          <w:lang w:val="en-US"/>
+        </w:rPr>
       </w:pPr>
       <w:r>
+        <w:rPr>
+          <w:lang w:val="en-US"/>
+        </w:rPr>
+        <w:lastRenderedPageBreak/>
         <w:drawing>
-          <wp:inline distT="0" distB="0" distL="0" distR="0" wp14:anchorId="4B993713" wp14:editId="4FE2B48F">
-            <wp:extent cx="2010056" cy="2848373"/>
-            <wp:effectExtent l="0" t="0" r="9525" b="9525"/>
-            <wp:docPr id="1133048047" name="Рисунок 1"/>
+          <wp:inline distT="0" distB="0" distL="0" distR="0" wp14:anchorId="3B6723D3" wp14:editId="7ED63602">
+            <wp:extent cx="5125165" cy="4477375"/>
+            <wp:effectExtent l="0" t="0" r="0" b="0"/>
+            <wp:docPr id="2096241816" name="Рисунок 1"/>
             <wp:cNvGraphicFramePr>
               <a:graphicFrameLocks xmlns:a="http://schemas.openxmlformats.org/drawingml/2006/main" noChangeAspect="1"/>
             </wp:cNvGraphicFramePr>
@@ -84,7 +91,7 @@
               <a:graphicData uri="http://schemas.openxmlformats.org/drawingml/2006/picture">
                 <pic:pic xmlns:pic="http://schemas.openxmlformats.org/drawingml/2006/picture">
                   <pic:nvPicPr>
-                    <pic:cNvPr id="1133048047" name=""/>
+                    <pic:cNvPr id="2096241816" name=""/>
                     <pic:cNvPicPr/>
                   </pic:nvPicPr>
                   <pic:blipFill>
@@ -96,7 +103,7 @@
                   <pic:spPr>
                     <a:xfrm>
                       <a:off x="0" y="0"/>
-                      <a:ext cx="2010056" cy="2848373"/>
+                      <a:ext cx="5125165" cy="4477375"/>
                     </a:xfrm>
                     <a:prstGeom prst="rect">
                       <a:avLst/>
@@ -114,15 +121,15 @@
         <w:pStyle w:val="a5"/>
         <w:ind w:firstLine="0"/>
         <w:jc w:val="center"/>
+        <w:rPr>
+          <w:lang w:val="en-US"/>
+        </w:rPr>
       </w:pPr>
       <w:r>
-        <w:t xml:space="preserve">Рисунок 2. Топология </w:t>
-      </w:r>
-      <w:r>
-        <w:rPr>
-          <w:lang w:val="en-US"/>
-        </w:rPr>
-        <w:t>Decanat VLAN</w:t>
+        <w:t xml:space="preserve">Рисунок 2. </w:t>
+      </w:r>
+      <w:r>
+        <w:t>Агрегирование каналов</w:t>
       </w:r>
     </w:p>
     <w:p>
@@ -130,6 +137,105 @@
         <w:pStyle w:val="a5"/>
         <w:ind w:firstLine="0"/>
         <w:jc w:val="center"/>
+        <w:rPr>
+          <w:lang w:val="en-US"/>
+        </w:rPr>
+      </w:pPr>
+      <w:r>
+        <w:drawing>
+          <wp:inline distT="0" distB="0" distL="0" distR="0" wp14:anchorId="3E134249" wp14:editId="47C757E1">
+            <wp:extent cx="5940425" cy="3154045"/>
+            <wp:effectExtent l="0" t="0" r="3175" b="8255"/>
+            <wp:docPr id="1678558926" name="Рисунок 1"/>
+            <wp:cNvGraphicFramePr>
+              <a:graphicFrameLocks xmlns:a="http://schemas.openxmlformats.org/drawingml/2006/main" noChangeAspect="1"/>
+            </wp:cNvGraphicFramePr>
+            <a:graphic xmlns:a="http://schemas.openxmlformats.org/drawingml/2006/main">
+              <a:graphicData uri="http://schemas.openxmlformats.org/drawingml/2006/picture">
+                <pic:pic xmlns:pic="http://schemas.openxmlformats.org/drawingml/2006/picture">
+                  <pic:nvPicPr>
+                    <pic:cNvPr id="1678558926" name=""/>
+                    <pic:cNvPicPr/>
+                  </pic:nvPicPr>
+                  <pic:blipFill>
+                    <a:blip r:embed="rId6"/>
+                    <a:stretch>
+                      <a:fillRect/>
+                    </a:stretch>
+                  </pic:blipFill>
+                  <pic:spPr>
+                    <a:xfrm>
+                      <a:off x="0" y="0"/>
+                      <a:ext cx="5940425" cy="3154045"/>
+                    </a:xfrm>
+                    <a:prstGeom prst="rect">
+                      <a:avLst/>
+                    </a:prstGeom>
+                  </pic:spPr>
+                </pic:pic>
+              </a:graphicData>
+            </a:graphic>
+          </wp:inline>
+        </w:drawing>
+      </w:r>
+    </w:p>
+    <w:p>
+      <w:pPr>
+        <w:pStyle w:val="a5"/>
+        <w:ind w:firstLine="0"/>
+        <w:jc w:val="center"/>
+        <w:rPr>
+          <w:lang w:val="en-US"/>
+        </w:rPr>
+      </w:pPr>
+      <w:r>
+        <w:t>Рисунок</w:t>
+      </w:r>
+      <w:r>
+        <w:rPr>
+          <w:lang w:val="en-US"/>
+        </w:rPr>
+        <w:t xml:space="preserve"> </w:t>
+      </w:r>
+      <w:r>
+        <w:rPr>
+          <w:lang w:val="en-US"/>
+        </w:rPr>
+        <w:t>3</w:t>
+      </w:r>
+      <w:r>
+        <w:rPr>
+          <w:lang w:val="en-US"/>
+        </w:rPr>
+        <w:t xml:space="preserve">. </w:t>
+      </w:r>
+      <w:r>
+        <w:t>Результат</w:t>
+      </w:r>
+      <w:r>
+        <w:rPr>
+          <w:lang w:val="en-US"/>
+        </w:rPr>
+        <w:t xml:space="preserve"> </w:t>
+      </w:r>
+      <w:r>
+        <w:t xml:space="preserve">команды </w:t>
+      </w:r>
+      <w:r>
+        <w:rPr>
+          <w:lang w:val="en-US"/>
+        </w:rPr>
+        <w:t>show etherchannel summery</w:t>
+      </w:r>
+    </w:p>
+    <w:p>
+      <w:pPr>
+        <w:pStyle w:val="a5"/>
+        <w:ind w:firstLine="0"/>
+        <w:jc w:val="center"/>
+        <w:rPr>
+          <w:lang w:val="en-US"/>
+        </w:rPr>
       </w:pPr>
     </w:p>
     <w:tbl>
@@ -171,6 +277,7 @@
               <w:rPr>
                 <w:lang w:val="en-US"/>
               </w:rPr>
+              <w:lastRenderedPageBreak/>
               <w:t>Sw-Dec(config)#line console 0</w:t>
             </w:r>
           </w:p>
@@ -185,7 +292,6 @@
               <w:rPr>
                 <w:lang w:val="en-US"/>
               </w:rPr>
-              <w:lastRenderedPageBreak/>
               <w:t>Sw-Dec(config-line)#password cisco</w:t>
             </w:r>
           </w:p>
@@ -291,6 +397,9 @@
           <w:p>
             <w:pPr>
               <w:pStyle w:val="a5"/>
+              <w:rPr>
+                <w:lang w:val="en-US"/>
+              </w:rPr>
             </w:pPr>
             <w:r>
               <w:rPr>
@@ -302,8 +411,14 @@
           <w:p>
             <w:pPr>
               <w:pStyle w:val="a5"/>
-            </w:pPr>
-            <w:r>
+              <w:rPr>
+                <w:lang w:val="en-US"/>
+              </w:rPr>
+            </w:pPr>
+            <w:r>
+              <w:rPr>
+                <w:lang w:val="en-US"/>
+              </w:rPr>
               <w:t>…</w:t>
             </w:r>
           </w:p>
@@ -508,16 +623,7 @@
         <w:jc w:val="center"/>
       </w:pPr>
       <w:r>
-        <w:t xml:space="preserve">Листинг </w:t>
-      </w:r>
-      <w:r>
-        <w:t>3</w:t>
-      </w:r>
-      <w:r>
-        <w:t xml:space="preserve">. </w:t>
-      </w:r>
-      <w:r>
-        <w:t xml:space="preserve">Настройка интерфейса в </w:t>
+        <w:t xml:space="preserve">Листинг 3. Настройка интерфейса в </w:t>
       </w:r>
       <w:r>
         <w:rPr>
@@ -549,6 +655,9 @@
           <w:p>
             <w:pPr>
               <w:pStyle w:val="a5"/>
+              <w:rPr>
+                <w:lang w:val="en-US"/>
+              </w:rPr>
             </w:pPr>
             <w:r>
               <w:rPr>
@@ -557,41 +666,65 @@
               <w:t>interface fa0/</w:t>
             </w:r>
             <w:r>
+              <w:rPr>
+                <w:lang w:val="en-US"/>
+              </w:rPr>
               <w:t>1</w:t>
             </w:r>
           </w:p>
           <w:p>
             <w:pPr>
               <w:pStyle w:val="a5"/>
-            </w:pPr>
-            <w:r>
+              <w:rPr>
+                <w:lang w:val="en-US"/>
+              </w:rPr>
+            </w:pPr>
+            <w:r>
+              <w:rPr>
+                <w:lang w:val="en-US"/>
+              </w:rPr>
               <w:t>switchport mode trunk</w:t>
             </w:r>
           </w:p>
           <w:p>
             <w:pPr>
               <w:pStyle w:val="a5"/>
-            </w:pPr>
-            <w:r>
+              <w:rPr>
+                <w:lang w:val="en-US"/>
+              </w:rPr>
+            </w:pPr>
+            <w:r>
+              <w:rPr>
+                <w:lang w:val="en-US"/>
+              </w:rPr>
               <w:t>switchport trunk encapsulation dot1q</w:t>
             </w:r>
           </w:p>
           <w:p>
             <w:pPr>
               <w:pStyle w:val="a5"/>
-            </w:pPr>
-            <w:r>
-              <w:t xml:space="preserve">switchport trunk allowed vlan </w:t>
-            </w:r>
-            <w:r>
-              <w:t>20</w:t>
-            </w:r>
-          </w:p>
-          <w:p>
-            <w:pPr>
-              <w:pStyle w:val="a5"/>
-            </w:pPr>
-            <w:r>
+              <w:rPr>
+                <w:lang w:val="en-US"/>
+              </w:rPr>
+            </w:pPr>
+            <w:r>
+              <w:rPr>
+                <w:lang w:val="en-US"/>
+              </w:rPr>
+              <w:t>switchport trunk allowed vlan 20</w:t>
+            </w:r>
+          </w:p>
+          <w:p>
+            <w:pPr>
+              <w:pStyle w:val="a5"/>
+              <w:rPr>
+                <w:lang w:val="en-US"/>
+              </w:rPr>
+            </w:pPr>
+            <w:r>
+              <w:rPr>
+                <w:lang w:val="en-US"/>
+              </w:rPr>
               <w:t>…</w:t>
             </w:r>
           </w:p>
@@ -606,42 +739,18 @@
               <w:rPr>
                 <w:lang w:val="en-US"/>
               </w:rPr>
-              <w:t xml:space="preserve">interface vlan </w:t>
-            </w:r>
-            <w:r>
-              <w:rPr>
-                <w:lang w:val="en-US"/>
-              </w:rPr>
-              <w:t>2</w:t>
-            </w:r>
-            <w:r>
-              <w:rPr>
-                <w:lang w:val="en-US"/>
-              </w:rPr>
-              <w:t>0</w:t>
-            </w:r>
-          </w:p>
-          <w:p>
-            <w:pPr>
-              <w:pStyle w:val="a5"/>
-            </w:pPr>
-            <w:r>
-              <w:rPr>
-                <w:lang w:val="en-US"/>
-              </w:rPr>
-              <w:t>ip address 192.168.</w:t>
-            </w:r>
-            <w:r>
-              <w:rPr>
-                <w:lang w:val="en-US"/>
-              </w:rPr>
-              <w:t>20</w:t>
-            </w:r>
-            <w:r>
-              <w:rPr>
-                <w:lang w:val="en-US"/>
-              </w:rPr>
-              <w:t>.1 255.255.255.0</w:t>
+              <w:t>interface vlan 20</w:t>
+            </w:r>
+          </w:p>
+          <w:p>
+            <w:pPr>
+              <w:pStyle w:val="a5"/>
+            </w:pPr>
+            <w:r>
+              <w:rPr>
+                <w:lang w:val="en-US"/>
+              </w:rPr>
+              <w:t>ip address 192.168.20.1 255.255.255.0</w:t>
             </w:r>
           </w:p>
           <w:p>
@@ -663,6 +772,7 @@
               <w:rPr>
                 <w:lang w:val="en-US"/>
               </w:rPr>
+              <w:lastRenderedPageBreak/>
               <w:t>Ip routing</w:t>
             </w:r>
           </w:p>
@@ -690,19 +800,7 @@
         <w:rPr>
           <w:lang w:val="en-US"/>
         </w:rPr>
-        <w:t xml:space="preserve"> </w:t>
-      </w:r>
-      <w:r>
-        <w:rPr>
-          <w:lang w:val="en-US"/>
-        </w:rPr>
-        <w:t>4</w:t>
-      </w:r>
-      <w:r>
-        <w:rPr>
-          <w:lang w:val="en-US"/>
-        </w:rPr>
-        <w:t xml:space="preserve">. </w:t>
+        <w:t xml:space="preserve"> 4. </w:t>
       </w:r>
       <w:r>
         <w:t>Настройка</w:t>
@@ -751,7 +849,7 @@
                     <pic:cNvPicPr/>
                   </pic:nvPicPr>
                   <pic:blipFill>
-                    <a:blip r:embed="rId6"/>
+                    <a:blip r:embed="rId7"/>
                     <a:stretch>
                       <a:fillRect/>
                     </a:stretch>
@@ -782,16 +880,7 @@
         </w:rPr>
       </w:pPr>
       <w:r>
-        <w:t xml:space="preserve">Рисунок </w:t>
-      </w:r>
-      <w:r>
-        <w:t>3</w:t>
-      </w:r>
-      <w:r>
-        <w:t xml:space="preserve">. </w:t>
-      </w:r>
-      <w:r>
-        <w:t xml:space="preserve">Проверка </w:t>
+        <w:t xml:space="preserve">Рисунок 3. Проверка </w:t>
       </w:r>
       <w:r>
         <w:t xml:space="preserve">работы </w:t>
@@ -809,9 +898,6 @@
     <w:p>
       <w:pPr>
         <w:pStyle w:val="a5"/>
-        <w:rPr>
-          <w:lang w:val="en-US"/>
-        </w:rPr>
       </w:pPr>
       <w:r>
         <w:t xml:space="preserve">Те же операции были проделаны для </w:t>
@@ -860,6 +946,9 @@
         <w:jc w:val="center"/>
       </w:pPr>
       <w:r>
+        <w:rPr>
+          <w:noProof/>
+        </w:rPr>
         <w:drawing>
           <wp:inline distT="0" distB="0" distL="0" distR="0" wp14:anchorId="7C0C3B48" wp14:editId="211F71A8">
             <wp:extent cx="3783134" cy="3649980"/>
@@ -876,7 +965,7 @@
                     <pic:cNvPicPr/>
                   </pic:nvPicPr>
                   <pic:blipFill>
-                    <a:blip r:embed="rId7"/>
+                    <a:blip r:embed="rId8"/>
                     <a:stretch>
                       <a:fillRect/>
                     </a:stretch>
@@ -904,13 +993,7 @@
         <w:jc w:val="center"/>
       </w:pPr>
       <w:r>
-        <w:t xml:space="preserve">Рисунок 3. Проверка </w:t>
-      </w:r>
-      <w:r>
-        <w:t>работы хостов</w:t>
-      </w:r>
-      <w:r>
-        <w:t xml:space="preserve"> в </w:t>
+        <w:t xml:space="preserve">Рисунок 3. Проверка работы хостов в </w:t>
       </w:r>
       <w:r>
         <w:rPr>
@@ -935,6 +1018,9 @@
         </w:rPr>
       </w:pPr>
       <w:r>
+        <w:rPr>
+          <w:noProof/>
+        </w:rPr>
         <w:lastRenderedPageBreak/>
         <w:drawing>
           <wp:inline distT="0" distB="0" distL="0" distR="0" wp14:anchorId="23645420" wp14:editId="5AFC1B60">
@@ -952,7 +1038,7 @@
                     <pic:cNvPicPr/>
                   </pic:nvPicPr>
                   <pic:blipFill>
-                    <a:blip r:embed="rId8"/>
+                    <a:blip r:embed="rId9"/>
                     <a:stretch>
                       <a:fillRect/>
                     </a:stretch>
@@ -986,10 +1072,7 @@
         <w:t>4</w:t>
       </w:r>
       <w:r>
-        <w:t xml:space="preserve">. </w:t>
-      </w:r>
-      <w:r>
-        <w:t xml:space="preserve">Результат </w:t>
+        <w:t xml:space="preserve">. Результат </w:t>
       </w:r>
       <w:r>
         <w:rPr>
@@ -1633,6 +1716,7 @@
   <w:style w:type="character" w:default="1" w:styleId="a0">
     <w:name w:val="Default Paragraph Font"/>
     <w:uiPriority w:val="1"/>
+    <w:semiHidden/>
     <w:unhideWhenUsed/>
   </w:style>
   <w:style w:type="table" w:default="1" w:styleId="a1">

--- a/2026/Практика 2/Практика2.docx
+++ b/2026/Практика 2/Практика2.docx
@@ -13,15 +13,33 @@
         <w:rPr>
           <w:lang w:val="en-US"/>
         </w:rPr>
-        <w:t>X = 0, X = 10</w:t>
-      </w:r>
-    </w:p>
-    <w:p>
-      <w:r>
+        <w:t xml:space="preserve">X = 0, </w:t>
+      </w:r>
+      <w:r>
+        <w:rPr>
+          <w:lang w:val="en-US"/>
+        </w:rPr>
+        <w:t>X</w:t>
+      </w:r>
+      <w:r>
+        <w:rPr>
+          <w:lang w:val="en-US"/>
+        </w:rPr>
+        <w:t>X = 10</w:t>
+      </w:r>
+    </w:p>
+    <w:p>
+      <w:pPr>
+        <w:jc w:val="center"/>
+      </w:pPr>
+      <w:r>
+        <w:rPr>
+          <w:noProof/>
+        </w:rPr>
         <w:drawing>
-          <wp:inline distT="0" distB="0" distL="0" distR="0" wp14:anchorId="33505ABF" wp14:editId="01B22EE1">
-            <wp:extent cx="5940425" cy="4683125"/>
-            <wp:effectExtent l="0" t="0" r="3175" b="3175"/>
+          <wp:inline distT="0" distB="0" distL="0" distR="0" wp14:anchorId="33505ABF" wp14:editId="5CACECB7">
+            <wp:extent cx="4803891" cy="3787140"/>
+            <wp:effectExtent l="0" t="0" r="0" b="3810"/>
             <wp:docPr id="102462140" name="Рисунок 1"/>
             <wp:cNvGraphicFramePr>
               <a:graphicFrameLocks xmlns:a="http://schemas.openxmlformats.org/drawingml/2006/main" noChangeAspect="1"/>
@@ -42,7 +60,7 @@
                   <pic:spPr>
                     <a:xfrm>
                       <a:off x="0" y="0"/>
-                      <a:ext cx="5940425" cy="4683125"/>
+                      <a:ext cx="4806769" cy="3789409"/>
                     </a:xfrm>
                     <a:prstGeom prst="rect">
                       <a:avLst/>
@@ -76,13 +94,13 @@
       </w:pPr>
       <w:r>
         <w:rPr>
-          <w:lang w:val="en-US"/>
-        </w:rPr>
-        <w:lastRenderedPageBreak/>
+          <w:noProof/>
+          <w:lang w:val="en-US"/>
+        </w:rPr>
         <w:drawing>
-          <wp:inline distT="0" distB="0" distL="0" distR="0" wp14:anchorId="3B6723D3" wp14:editId="7ED63602">
-            <wp:extent cx="5125165" cy="4477375"/>
-            <wp:effectExtent l="0" t="0" r="0" b="0"/>
+          <wp:inline distT="0" distB="0" distL="0" distR="0" wp14:anchorId="3B6723D3" wp14:editId="6C097DC8">
+            <wp:extent cx="3840480" cy="3355066"/>
+            <wp:effectExtent l="0" t="0" r="7620" b="0"/>
             <wp:docPr id="2096241816" name="Рисунок 1"/>
             <wp:cNvGraphicFramePr>
               <a:graphicFrameLocks xmlns:a="http://schemas.openxmlformats.org/drawingml/2006/main" noChangeAspect="1"/>
@@ -103,7 +121,7 @@
                   <pic:spPr>
                     <a:xfrm>
                       <a:off x="0" y="0"/>
-                      <a:ext cx="5125165" cy="4477375"/>
+                      <a:ext cx="3846617" cy="3360428"/>
                     </a:xfrm>
                     <a:prstGeom prst="rect">
                       <a:avLst/>
@@ -135,6 +153,41 @@
     <w:p>
       <w:pPr>
         <w:pStyle w:val="a5"/>
+      </w:pPr>
+      <w:r>
+        <w:t xml:space="preserve">Также со стороны </w:t>
+      </w:r>
+      <w:r>
+        <w:rPr>
+          <w:lang w:val="en-US"/>
+        </w:rPr>
+        <w:t>L</w:t>
+      </w:r>
+      <w:r>
+        <w:t xml:space="preserve">2 </w:t>
+      </w:r>
+      <w:r>
+        <w:t xml:space="preserve">коммутаторов был настроен </w:t>
+      </w:r>
+      <w:r>
+        <w:rPr>
+          <w:lang w:val="en-US"/>
+        </w:rPr>
+        <w:t>mode</w:t>
+      </w:r>
+      <w:r>
+        <w:t xml:space="preserve"> </w:t>
+      </w:r>
+      <w:r>
+        <w:rPr>
+          <w:lang w:val="en-US"/>
+        </w:rPr>
+        <w:t>passive</w:t>
+      </w:r>
+    </w:p>
+    <w:p>
+      <w:pPr>
+        <w:pStyle w:val="a5"/>
         <w:ind w:firstLine="0"/>
         <w:jc w:val="center"/>
         <w:rPr>
@@ -142,6 +195,10 @@
         </w:rPr>
       </w:pPr>
       <w:r>
+        <w:rPr>
+          <w:noProof/>
+        </w:rPr>
+        <w:lastRenderedPageBreak/>
         <w:drawing>
           <wp:inline distT="0" distB="0" distL="0" distR="0" wp14:anchorId="3E134249" wp14:editId="47C757E1">
             <wp:extent cx="5940425" cy="3154045"/>
@@ -225,7 +282,21 @@
         <w:rPr>
           <w:lang w:val="en-US"/>
         </w:rPr>
-        <w:t>show etherchannel summery</w:t>
+        <w:t xml:space="preserve">show </w:t>
+      </w:r>
+      <w:proofErr w:type="spellStart"/>
+      <w:r>
+        <w:rPr>
+          <w:lang w:val="en-US"/>
+        </w:rPr>
+        <w:t>etherchannel</w:t>
+      </w:r>
+      <w:proofErr w:type="spellEnd"/>
+      <w:r>
+        <w:rPr>
+          <w:lang w:val="en-US"/>
+        </w:rPr>
+        <w:t xml:space="preserve"> summery</w:t>
       </w:r>
     </w:p>
     <w:p>
@@ -233,600 +304,6 @@
         <w:pStyle w:val="a5"/>
         <w:ind w:firstLine="0"/>
         <w:jc w:val="center"/>
-        <w:rPr>
-          <w:lang w:val="en-US"/>
-        </w:rPr>
-      </w:pPr>
-    </w:p>
-    <w:tbl>
-      <w:tblPr>
-        <w:tblStyle w:val="af7"/>
-        <w:tblW w:w="0" w:type="auto"/>
-        <w:tblLook w:val="04A0" w:firstRow="1" w:lastRow="0" w:firstColumn="1" w:lastColumn="0" w:noHBand="0" w:noVBand="1"/>
-      </w:tblPr>
-      <w:tblGrid>
-        <w:gridCol w:w="9345"/>
-      </w:tblGrid>
-      <w:tr>
-        <w:tc>
-          <w:tcPr>
-            <w:tcW w:w="9345" w:type="dxa"/>
-          </w:tcPr>
-          <w:p>
-            <w:pPr>
-              <w:pStyle w:val="a5"/>
-              <w:rPr>
-                <w:lang w:val="en-US"/>
-              </w:rPr>
-            </w:pPr>
-            <w:r>
-              <w:rPr>
-                <w:lang w:val="en-US"/>
-              </w:rPr>
-              <w:t>Sw-Dec(config)#enable secret class</w:t>
-            </w:r>
-          </w:p>
-          <w:p>
-            <w:pPr>
-              <w:pStyle w:val="a5"/>
-              <w:rPr>
-                <w:lang w:val="en-US"/>
-              </w:rPr>
-            </w:pPr>
-            <w:r>
-              <w:rPr>
-                <w:lang w:val="en-US"/>
-              </w:rPr>
-              <w:lastRenderedPageBreak/>
-              <w:t>Sw-Dec(config)#line console 0</w:t>
-            </w:r>
-          </w:p>
-          <w:p>
-            <w:pPr>
-              <w:pStyle w:val="a5"/>
-              <w:rPr>
-                <w:lang w:val="en-US"/>
-              </w:rPr>
-            </w:pPr>
-            <w:r>
-              <w:rPr>
-                <w:lang w:val="en-US"/>
-              </w:rPr>
-              <w:t>Sw-Dec(config-line)#password cisco</w:t>
-            </w:r>
-          </w:p>
-          <w:p>
-            <w:pPr>
-              <w:pStyle w:val="a5"/>
-              <w:rPr>
-                <w:lang w:val="en-US"/>
-              </w:rPr>
-            </w:pPr>
-            <w:r>
-              <w:rPr>
-                <w:lang w:val="en-US"/>
-              </w:rPr>
-              <w:t>Sw-Dec(config-line)#login</w:t>
-            </w:r>
-          </w:p>
-          <w:p>
-            <w:pPr>
-              <w:pStyle w:val="a5"/>
-              <w:rPr>
-                <w:lang w:val="en-US"/>
-              </w:rPr>
-            </w:pPr>
-            <w:r>
-              <w:rPr>
-                <w:lang w:val="en-US"/>
-              </w:rPr>
-              <w:t>Sw-Dec(config-line)#line vty 0 4</w:t>
-            </w:r>
-          </w:p>
-          <w:p>
-            <w:pPr>
-              <w:pStyle w:val="a5"/>
-              <w:rPr>
-                <w:lang w:val="en-US"/>
-              </w:rPr>
-            </w:pPr>
-            <w:r>
-              <w:rPr>
-                <w:lang w:val="en-US"/>
-              </w:rPr>
-              <w:t>Sw-Dec(config-line)#password cisco</w:t>
-            </w:r>
-          </w:p>
-          <w:p>
-            <w:pPr>
-              <w:pStyle w:val="a5"/>
-              <w:ind w:firstLine="0"/>
-              <w:rPr>
-                <w:lang w:val="en-US"/>
-              </w:rPr>
-            </w:pPr>
-            <w:r>
-              <w:rPr>
-                <w:lang w:val="en-US"/>
-              </w:rPr>
-              <w:t>Sw-Dec(config-line)#login</w:t>
-            </w:r>
-          </w:p>
-        </w:tc>
-      </w:tr>
-    </w:tbl>
-    <w:p>
-      <w:pPr>
-        <w:pStyle w:val="a5"/>
-        <w:ind w:firstLine="0"/>
-        <w:jc w:val="center"/>
-      </w:pPr>
-      <w:r>
-        <w:lastRenderedPageBreak/>
-        <w:t>Листинг 1. Настройка входа в систему по паролю</w:t>
-      </w:r>
-    </w:p>
-    <w:tbl>
-      <w:tblPr>
-        <w:tblStyle w:val="af7"/>
-        <w:tblW w:w="0" w:type="auto"/>
-        <w:tblLook w:val="04A0" w:firstRow="1" w:lastRow="0" w:firstColumn="1" w:lastColumn="0" w:noHBand="0" w:noVBand="1"/>
-      </w:tblPr>
-      <w:tblGrid>
-        <w:gridCol w:w="9345"/>
-      </w:tblGrid>
-      <w:tr>
-        <w:tc>
-          <w:tcPr>
-            <w:tcW w:w="9345" w:type="dxa"/>
-          </w:tcPr>
-          <w:p>
-            <w:pPr>
-              <w:pStyle w:val="a5"/>
-              <w:rPr>
-                <w:lang w:val="en-US"/>
-              </w:rPr>
-            </w:pPr>
-            <w:r>
-              <w:rPr>
-                <w:lang w:val="en-US"/>
-              </w:rPr>
-              <w:t>Sw-Dec(config)#vlan 20</w:t>
-            </w:r>
-          </w:p>
-          <w:p>
-            <w:pPr>
-              <w:pStyle w:val="a5"/>
-              <w:rPr>
-                <w:lang w:val="en-US"/>
-              </w:rPr>
-            </w:pPr>
-            <w:r>
-              <w:rPr>
-                <w:lang w:val="en-US"/>
-              </w:rPr>
-              <w:t>Sw-Dec(config-vlan)#name Decanat</w:t>
-            </w:r>
-          </w:p>
-          <w:p>
-            <w:pPr>
-              <w:pStyle w:val="a5"/>
-              <w:rPr>
-                <w:lang w:val="en-US"/>
-              </w:rPr>
-            </w:pPr>
-            <w:r>
-              <w:rPr>
-                <w:lang w:val="en-US"/>
-              </w:rPr>
-              <w:t>…</w:t>
-            </w:r>
-          </w:p>
-          <w:p>
-            <w:pPr>
-              <w:pStyle w:val="a5"/>
-              <w:rPr>
-                <w:lang w:val="en-US"/>
-              </w:rPr>
-            </w:pPr>
-            <w:r>
-              <w:rPr>
-                <w:lang w:val="en-US"/>
-              </w:rPr>
-              <w:t>Sw-Dec(config-vlan)#interface fa0/1</w:t>
-            </w:r>
-          </w:p>
-          <w:p>
-            <w:pPr>
-              <w:pStyle w:val="a5"/>
-              <w:rPr>
-                <w:lang w:val="en-US"/>
-              </w:rPr>
-            </w:pPr>
-            <w:r>
-              <w:rPr>
-                <w:lang w:val="en-US"/>
-              </w:rPr>
-              <w:t>Sw-Dec(config-if)#switchport mode access</w:t>
-            </w:r>
-          </w:p>
-          <w:p>
-            <w:pPr>
-              <w:pStyle w:val="a5"/>
-              <w:rPr>
-                <w:lang w:val="en-US"/>
-              </w:rPr>
-            </w:pPr>
-            <w:r>
-              <w:rPr>
-                <w:lang w:val="en-US"/>
-              </w:rPr>
-              <w:t>Sw-Dec(config-if)#switchport access vlan 20</w:t>
-            </w:r>
-          </w:p>
-          <w:p>
-            <w:pPr>
-              <w:pStyle w:val="a5"/>
-              <w:rPr>
-                <w:lang w:val="en-US"/>
-              </w:rPr>
-            </w:pPr>
-            <w:r>
-              <w:rPr>
-                <w:lang w:val="en-US"/>
-              </w:rPr>
-              <w:t>…</w:t>
-            </w:r>
-          </w:p>
-          <w:p>
-            <w:pPr>
-              <w:pStyle w:val="a5"/>
-              <w:jc w:val="left"/>
-              <w:rPr>
-                <w:lang w:val="en-US"/>
-              </w:rPr>
-            </w:pPr>
-            <w:r>
-              <w:rPr>
-                <w:lang w:val="en-US"/>
-              </w:rPr>
-              <w:t>interface fa0/2</w:t>
-            </w:r>
-          </w:p>
-          <w:p>
-            <w:pPr>
-              <w:pStyle w:val="a5"/>
-              <w:jc w:val="left"/>
-              <w:rPr>
-                <w:lang w:val="en-US"/>
-              </w:rPr>
-            </w:pPr>
-            <w:r>
-              <w:rPr>
-                <w:lang w:val="en-US"/>
-              </w:rPr>
-              <w:t>switchport mode access</w:t>
-            </w:r>
-          </w:p>
-          <w:p>
-            <w:pPr>
-              <w:pStyle w:val="a5"/>
-              <w:jc w:val="left"/>
-              <w:rPr>
-                <w:lang w:val="en-US"/>
-              </w:rPr>
-            </w:pPr>
-            <w:r>
-              <w:rPr>
-                <w:lang w:val="en-US"/>
-              </w:rPr>
-              <w:t>switchport access vlan 20</w:t>
-            </w:r>
-          </w:p>
-        </w:tc>
-      </w:tr>
-    </w:tbl>
-    <w:p>
-      <w:pPr>
-        <w:pStyle w:val="a5"/>
-        <w:ind w:firstLine="0"/>
-        <w:jc w:val="center"/>
-      </w:pPr>
-      <w:r>
-        <w:t xml:space="preserve">Листинг 2. </w:t>
-      </w:r>
-      <w:r>
-        <w:t xml:space="preserve">Создание </w:t>
-      </w:r>
-      <w:r>
-        <w:t xml:space="preserve">и настройка </w:t>
-      </w:r>
-      <w:r>
-        <w:rPr>
-          <w:lang w:val="en-US"/>
-        </w:rPr>
-        <w:t>VLAN</w:t>
-      </w:r>
-      <w:r>
-        <w:t xml:space="preserve"> 20</w:t>
-      </w:r>
-      <w:r>
-        <w:t xml:space="preserve"> и интерфейсов</w:t>
-      </w:r>
-    </w:p>
-    <w:tbl>
-      <w:tblPr>
-        <w:tblStyle w:val="af7"/>
-        <w:tblW w:w="0" w:type="auto"/>
-        <w:tblLook w:val="04A0" w:firstRow="1" w:lastRow="0" w:firstColumn="1" w:lastColumn="0" w:noHBand="0" w:noVBand="1"/>
-      </w:tblPr>
-      <w:tblGrid>
-        <w:gridCol w:w="9345"/>
-      </w:tblGrid>
-      <w:tr>
-        <w:tc>
-          <w:tcPr>
-            <w:tcW w:w="9345" w:type="dxa"/>
-          </w:tcPr>
-          <w:p>
-            <w:pPr>
-              <w:pStyle w:val="a5"/>
-              <w:rPr>
-                <w:lang w:val="en-US"/>
-              </w:rPr>
-            </w:pPr>
-            <w:r>
-              <w:rPr>
-                <w:lang w:val="en-US"/>
-              </w:rPr>
-              <w:t>Sw-Dec(config)#interface fa0/</w:t>
-            </w:r>
-            <w:r>
-              <w:rPr>
-                <w:lang w:val="en-US"/>
-              </w:rPr>
-              <w:t>3</w:t>
-            </w:r>
-          </w:p>
-          <w:p>
-            <w:pPr>
-              <w:pStyle w:val="a5"/>
-              <w:rPr>
-                <w:lang w:val="en-US"/>
-              </w:rPr>
-            </w:pPr>
-            <w:r>
-              <w:rPr>
-                <w:lang w:val="en-US"/>
-              </w:rPr>
-              <w:t>Sw-Dec(config-if)#switchport mode trunk</w:t>
-            </w:r>
-          </w:p>
-          <w:p>
-            <w:pPr>
-              <w:pStyle w:val="a5"/>
-              <w:rPr>
-                <w:lang w:val="en-US"/>
-              </w:rPr>
-            </w:pPr>
-            <w:r>
-              <w:t>switchport trunk allowed vlan 20</w:t>
-            </w:r>
-          </w:p>
-        </w:tc>
-      </w:tr>
-    </w:tbl>
-    <w:p>
-      <w:pPr>
-        <w:pStyle w:val="a5"/>
-        <w:ind w:firstLine="0"/>
-        <w:jc w:val="center"/>
-      </w:pPr>
-      <w:r>
-        <w:t xml:space="preserve">Листинг 3. Настройка интерфейса в </w:t>
-      </w:r>
-      <w:r>
-        <w:rPr>
-          <w:lang w:val="en-US"/>
-        </w:rPr>
-        <w:t>trunk</w:t>
-      </w:r>
-      <w:r>
-        <w:t>-</w:t>
-      </w:r>
-      <w:r>
-        <w:t>режиме</w:t>
-      </w:r>
-    </w:p>
-    <w:tbl>
-      <w:tblPr>
-        <w:tblStyle w:val="af7"/>
-        <w:tblW w:w="0" w:type="auto"/>
-        <w:tblLook w:val="04A0" w:firstRow="1" w:lastRow="0" w:firstColumn="1" w:lastColumn="0" w:noHBand="0" w:noVBand="1"/>
-      </w:tblPr>
-      <w:tblGrid>
-        <w:gridCol w:w="9345"/>
-      </w:tblGrid>
-      <w:tr>
-        <w:tc>
-          <w:tcPr>
-            <w:tcW w:w="9345" w:type="dxa"/>
-          </w:tcPr>
-          <w:p>
-            <w:pPr>
-              <w:pStyle w:val="a5"/>
-              <w:rPr>
-                <w:lang w:val="en-US"/>
-              </w:rPr>
-            </w:pPr>
-            <w:r>
-              <w:rPr>
-                <w:lang w:val="en-US"/>
-              </w:rPr>
-              <w:t>interface fa0/</w:t>
-            </w:r>
-            <w:r>
-              <w:rPr>
-                <w:lang w:val="en-US"/>
-              </w:rPr>
-              <w:t>1</w:t>
-            </w:r>
-          </w:p>
-          <w:p>
-            <w:pPr>
-              <w:pStyle w:val="a5"/>
-              <w:rPr>
-                <w:lang w:val="en-US"/>
-              </w:rPr>
-            </w:pPr>
-            <w:r>
-              <w:rPr>
-                <w:lang w:val="en-US"/>
-              </w:rPr>
-              <w:t>switchport mode trunk</w:t>
-            </w:r>
-          </w:p>
-          <w:p>
-            <w:pPr>
-              <w:pStyle w:val="a5"/>
-              <w:rPr>
-                <w:lang w:val="en-US"/>
-              </w:rPr>
-            </w:pPr>
-            <w:r>
-              <w:rPr>
-                <w:lang w:val="en-US"/>
-              </w:rPr>
-              <w:t>switchport trunk encapsulation dot1q</w:t>
-            </w:r>
-          </w:p>
-          <w:p>
-            <w:pPr>
-              <w:pStyle w:val="a5"/>
-              <w:rPr>
-                <w:lang w:val="en-US"/>
-              </w:rPr>
-            </w:pPr>
-            <w:r>
-              <w:rPr>
-                <w:lang w:val="en-US"/>
-              </w:rPr>
-              <w:t>switchport trunk allowed vlan 20</w:t>
-            </w:r>
-          </w:p>
-          <w:p>
-            <w:pPr>
-              <w:pStyle w:val="a5"/>
-              <w:rPr>
-                <w:lang w:val="en-US"/>
-              </w:rPr>
-            </w:pPr>
-            <w:r>
-              <w:rPr>
-                <w:lang w:val="en-US"/>
-              </w:rPr>
-              <w:t>…</w:t>
-            </w:r>
-          </w:p>
-          <w:p>
-            <w:pPr>
-              <w:pStyle w:val="a5"/>
-              <w:rPr>
-                <w:lang w:val="en-US"/>
-              </w:rPr>
-            </w:pPr>
-            <w:r>
-              <w:rPr>
-                <w:lang w:val="en-US"/>
-              </w:rPr>
-              <w:t>interface vlan 20</w:t>
-            </w:r>
-          </w:p>
-          <w:p>
-            <w:pPr>
-              <w:pStyle w:val="a5"/>
-            </w:pPr>
-            <w:r>
-              <w:rPr>
-                <w:lang w:val="en-US"/>
-              </w:rPr>
-              <w:t>ip address 192.168.20.1 255.255.255.0</w:t>
-            </w:r>
-          </w:p>
-          <w:p>
-            <w:pPr>
-              <w:pStyle w:val="a5"/>
-            </w:pPr>
-            <w:r>
-              <w:t>…</w:t>
-            </w:r>
-          </w:p>
-          <w:p>
-            <w:pPr>
-              <w:pStyle w:val="a5"/>
-              <w:rPr>
-                <w:lang w:val="en-US"/>
-              </w:rPr>
-            </w:pPr>
-            <w:r>
-              <w:rPr>
-                <w:lang w:val="en-US"/>
-              </w:rPr>
-              <w:lastRenderedPageBreak/>
-              <w:t>Ip routing</w:t>
-            </w:r>
-          </w:p>
-        </w:tc>
-      </w:tr>
-    </w:tbl>
-    <w:p>
-      <w:pPr>
-        <w:pStyle w:val="a5"/>
-        <w:tabs>
-          <w:tab w:val="center" w:pos="4677"/>
-          <w:tab w:val="left" w:pos="8028"/>
-        </w:tabs>
-        <w:ind w:firstLine="0"/>
-        <w:jc w:val="left"/>
-      </w:pPr>
-      <w:r>
-        <w:lastRenderedPageBreak/>
-        <w:tab/>
-      </w:r>
-      <w:r>
-        <w:t>Листинг</w:t>
-      </w:r>
-      <w:r>
-        <w:rPr>
-          <w:lang w:val="en-US"/>
-        </w:rPr>
-        <w:t xml:space="preserve"> 4. </w:t>
-      </w:r>
-      <w:r>
-        <w:t>Настройка</w:t>
-      </w:r>
-      <w:r>
-        <w:rPr>
-          <w:lang w:val="en-US"/>
-        </w:rPr>
-        <w:t xml:space="preserve"> </w:t>
-      </w:r>
-      <w:r>
-        <w:rPr>
-          <w:lang w:val="en-US"/>
-        </w:rPr>
-        <w:t>vlan 20 Multilayer-switcher</w:t>
-      </w:r>
-    </w:p>
-    <w:p>
-      <w:pPr>
-        <w:pStyle w:val="a5"/>
-        <w:tabs>
-          <w:tab w:val="center" w:pos="4677"/>
-          <w:tab w:val="left" w:pos="8028"/>
-        </w:tabs>
-        <w:ind w:firstLine="0"/>
-        <w:jc w:val="center"/>
       </w:pPr>
       <w:r>
         <w:rPr>
@@ -834,10 +311,10 @@
           <w:lang w:val="en-US"/>
         </w:rPr>
         <w:drawing>
-          <wp:inline distT="0" distB="0" distL="0" distR="0" wp14:anchorId="741BB618" wp14:editId="1DD8BB42">
-            <wp:extent cx="3970020" cy="3817000"/>
-            <wp:effectExtent l="0" t="0" r="0" b="0"/>
-            <wp:docPr id="333463888" name="Рисунок 1"/>
+          <wp:inline distT="0" distB="0" distL="0" distR="0" wp14:anchorId="6305A18D" wp14:editId="51F0E4E8">
+            <wp:extent cx="5940425" cy="1871345"/>
+            <wp:effectExtent l="0" t="0" r="3175" b="0"/>
+            <wp:docPr id="821767449" name="Рисунок 1"/>
             <wp:cNvGraphicFramePr>
               <a:graphicFrameLocks xmlns:a="http://schemas.openxmlformats.org/drawingml/2006/main" noChangeAspect="1"/>
             </wp:cNvGraphicFramePr>
@@ -845,7 +322,7 @@
               <a:graphicData uri="http://schemas.openxmlformats.org/drawingml/2006/picture">
                 <pic:pic xmlns:pic="http://schemas.openxmlformats.org/drawingml/2006/picture">
                   <pic:nvPicPr>
-                    <pic:cNvPr id="333463888" name=""/>
+                    <pic:cNvPr id="821767449" name=""/>
                     <pic:cNvPicPr/>
                   </pic:nvPicPr>
                   <pic:blipFill>
@@ -857,7 +334,7 @@
                   <pic:spPr>
                     <a:xfrm>
                       <a:off x="0" y="0"/>
-                      <a:ext cx="3973752" cy="3820588"/>
+                      <a:ext cx="5940425" cy="1871345"/>
                     </a:xfrm>
                     <a:prstGeom prst="rect">
                       <a:avLst/>
@@ -880,80 +357,15 @@
         </w:rPr>
       </w:pPr>
       <w:r>
-        <w:t xml:space="preserve">Рисунок 3. Проверка </w:t>
-      </w:r>
-      <w:r>
-        <w:t xml:space="preserve">работы </w:t>
-      </w:r>
-      <w:r>
-        <w:t xml:space="preserve">в </w:t>
-      </w:r>
-      <w:r>
-        <w:rPr>
-          <w:lang w:val="en-US"/>
-        </w:rPr>
-        <w:t>VLAN20</w:t>
-      </w:r>
-    </w:p>
-    <w:p>
-      <w:pPr>
-        <w:pStyle w:val="a5"/>
-      </w:pPr>
-      <w:r>
-        <w:t xml:space="preserve">Те же операции были проделаны для </w:t>
-      </w:r>
-      <w:r>
-        <w:rPr>
-          <w:lang w:val="en-US"/>
-        </w:rPr>
-        <w:t>Buhgalter</w:t>
-      </w:r>
-      <w:r>
-        <w:t xml:space="preserve">, </w:t>
-      </w:r>
-      <w:r>
-        <w:rPr>
-          <w:lang w:val="en-US"/>
-        </w:rPr>
-        <w:t>Technical</w:t>
-      </w:r>
-      <w:r>
-        <w:t xml:space="preserve"> и </w:t>
-      </w:r>
-      <w:r>
-        <w:rPr>
-          <w:lang w:val="en-US"/>
-        </w:rPr>
-        <w:t>SRV</w:t>
-      </w:r>
-      <w:r>
-        <w:t xml:space="preserve"> </w:t>
-      </w:r>
-      <w:r>
-        <w:rPr>
-          <w:lang w:val="en-US"/>
-        </w:rPr>
-        <w:t>VLAN</w:t>
-      </w:r>
-      <w:r>
-        <w:t>.</w:t>
-      </w:r>
-    </w:p>
-    <w:p>
-      <w:pPr>
-        <w:pStyle w:val="a5"/>
-        <w:ind w:firstLine="0"/>
-        <w:jc w:val="center"/>
-      </w:pPr>
-      <w:r>
         <w:rPr>
           <w:noProof/>
         </w:rPr>
+        <w:lastRenderedPageBreak/>
         <w:drawing>
-          <wp:inline distT="0" distB="0" distL="0" distR="0" wp14:anchorId="7C0C3B48" wp14:editId="211F71A8">
-            <wp:extent cx="3783134" cy="3649980"/>
-            <wp:effectExtent l="0" t="0" r="8255" b="7620"/>
-            <wp:docPr id="1031763910" name="Рисунок 1"/>
+          <wp:inline distT="0" distB="0" distL="0" distR="0" wp14:anchorId="681999DB" wp14:editId="39305A79">
+            <wp:extent cx="5668166" cy="3801005"/>
+            <wp:effectExtent l="0" t="0" r="8890" b="9525"/>
+            <wp:docPr id="543745998" name="Рисунок 1"/>
             <wp:cNvGraphicFramePr>
               <a:graphicFrameLocks xmlns:a="http://schemas.openxmlformats.org/drawingml/2006/main" noChangeAspect="1"/>
             </wp:cNvGraphicFramePr>
@@ -961,7 +373,7 @@
               <a:graphicData uri="http://schemas.openxmlformats.org/drawingml/2006/picture">
                 <pic:pic xmlns:pic="http://schemas.openxmlformats.org/drawingml/2006/picture">
                   <pic:nvPicPr>
-                    <pic:cNvPr id="1031763910" name=""/>
+                    <pic:cNvPr id="543745998" name=""/>
                     <pic:cNvPicPr/>
                   </pic:nvPicPr>
                   <pic:blipFill>
@@ -973,7 +385,7 @@
                   <pic:spPr>
                     <a:xfrm>
                       <a:off x="0" y="0"/>
-                      <a:ext cx="3787090" cy="3653797"/>
+                      <a:ext cx="5668166" cy="3801005"/>
                     </a:xfrm>
                     <a:prstGeom prst="rect">
                       <a:avLst/>
@@ -993,7 +405,13 @@
         <w:jc w:val="center"/>
       </w:pPr>
       <w:r>
-        <w:t xml:space="preserve">Рисунок 3. Проверка работы хостов в </w:t>
+        <w:t>Рисунок</w:t>
+      </w:r>
+      <w:r>
+        <w:t xml:space="preserve"> 4. </w:t>
+      </w:r>
+      <w:r>
+        <w:t xml:space="preserve">Настройка </w:t>
       </w:r>
       <w:r>
         <w:rPr>
@@ -1002,10 +420,10 @@
         <w:t>VLAN</w:t>
       </w:r>
       <w:r>
-        <w:t>5</w:t>
-      </w:r>
-      <w:r>
-        <w:t>0</w:t>
+        <w:t xml:space="preserve"> </w:t>
+      </w:r>
+      <w:r>
+        <w:t>на серверном коммутаторе</w:t>
       </w:r>
     </w:p>
     <w:p>
@@ -1020,13 +438,13 @@
       <w:r>
         <w:rPr>
           <w:noProof/>
-        </w:rPr>
-        <w:lastRenderedPageBreak/>
+          <w:lang w:val="en-US"/>
+        </w:rPr>
         <w:drawing>
-          <wp:inline distT="0" distB="0" distL="0" distR="0" wp14:anchorId="23645420" wp14:editId="5AFC1B60">
-            <wp:extent cx="3143689" cy="3077004"/>
-            <wp:effectExtent l="0" t="0" r="0" b="0"/>
-            <wp:docPr id="633414689" name="Рисунок 1"/>
+          <wp:inline distT="0" distB="0" distL="0" distR="0" wp14:anchorId="435559C9" wp14:editId="01DE9B68">
+            <wp:extent cx="5940425" cy="774065"/>
+            <wp:effectExtent l="0" t="0" r="3175" b="6985"/>
+            <wp:docPr id="2090468146" name="Рисунок 1"/>
             <wp:cNvGraphicFramePr>
               <a:graphicFrameLocks xmlns:a="http://schemas.openxmlformats.org/drawingml/2006/main" noChangeAspect="1"/>
             </wp:cNvGraphicFramePr>
@@ -1034,7 +452,7 @@
               <a:graphicData uri="http://schemas.openxmlformats.org/drawingml/2006/picture">
                 <pic:pic xmlns:pic="http://schemas.openxmlformats.org/drawingml/2006/picture">
                   <pic:nvPicPr>
-                    <pic:cNvPr id="633414689" name=""/>
+                    <pic:cNvPr id="2090468146" name=""/>
                     <pic:cNvPicPr/>
                   </pic:nvPicPr>
                   <pic:blipFill>
@@ -1046,7 +464,7 @@
                   <pic:spPr>
                     <a:xfrm>
                       <a:off x="0" y="0"/>
-                      <a:ext cx="3143689" cy="3077004"/>
+                      <a:ext cx="5940425" cy="774065"/>
                     </a:xfrm>
                     <a:prstGeom prst="rect">
                       <a:avLst/>
@@ -1064,36 +482,60 @@
         <w:pStyle w:val="a5"/>
         <w:ind w:firstLine="0"/>
         <w:jc w:val="center"/>
-      </w:pPr>
-      <w:r>
-        <w:t xml:space="preserve">Рисунок </w:t>
-      </w:r>
-      <w:r>
-        <w:t>4</w:t>
-      </w:r>
-      <w:r>
-        <w:t xml:space="preserve">. Результат </w:t>
-      </w:r>
-      <w:r>
-        <w:rPr>
-          <w:lang w:val="en-US"/>
-        </w:rPr>
-        <w:t>show</w:t>
+        <w:rPr>
+          <w:lang w:val="en-US"/>
+        </w:rPr>
+      </w:pPr>
+      <w:r>
+        <w:t>Рисунок</w:t>
+      </w:r>
+      <w:r>
+        <w:t xml:space="preserve"> 5. </w:t>
+      </w:r>
+      <w:r>
+        <w:t xml:space="preserve">Настройка </w:t>
+      </w:r>
+      <w:r>
+        <w:rPr>
+          <w:lang w:val="en-US"/>
+        </w:rPr>
+        <w:t>VLAN</w:t>
       </w:r>
       <w:r>
         <w:t xml:space="preserve"> </w:t>
       </w:r>
       <w:r>
-        <w:rPr>
-          <w:lang w:val="en-US"/>
-        </w:rPr>
-        <w:t>run</w:t>
-      </w:r>
-      <w:r>
-        <w:t xml:space="preserve"> </w:t>
-      </w:r>
-      <w:r>
-        <w:t>на коммутаторе 3 уровня</w:t>
+        <w:t xml:space="preserve">под </w:t>
+      </w:r>
+      <w:proofErr w:type="spellStart"/>
+      <w:r>
+        <w:rPr>
+          <w:lang w:val="en-US"/>
+        </w:rPr>
+        <w:t>ip</w:t>
+      </w:r>
+      <w:proofErr w:type="spellEnd"/>
+    </w:p>
+    <w:p>
+      <w:pPr>
+        <w:pStyle w:val="a5"/>
+      </w:pPr>
+      <w:r>
+        <w:t xml:space="preserve">Затем была настроена </w:t>
+      </w:r>
+      <w:proofErr w:type="spellStart"/>
+      <w:r>
+        <w:rPr>
+          <w:lang w:val="en-US"/>
+        </w:rPr>
+        <w:t>ip</w:t>
+      </w:r>
+      <w:proofErr w:type="spellEnd"/>
+      <w:r>
+        <w:t>-</w:t>
+      </w:r>
+      <w:r>
+        <w:t>конфигурация на конечных устройствах.</w:t>
       </w:r>
     </w:p>
     <w:p>
@@ -1102,6 +544,505 @@
         <w:ind w:firstLine="0"/>
         <w:jc w:val="center"/>
       </w:pPr>
+      <w:r>
+        <w:rPr>
+          <w:noProof/>
+        </w:rPr>
+        <w:drawing>
+          <wp:inline distT="0" distB="0" distL="0" distR="0" wp14:anchorId="0769A183" wp14:editId="7A65DECD">
+            <wp:extent cx="4563112" cy="2095792"/>
+            <wp:effectExtent l="0" t="0" r="8890" b="0"/>
+            <wp:docPr id="1468586301" name="Рисунок 1"/>
+            <wp:cNvGraphicFramePr>
+              <a:graphicFrameLocks xmlns:a="http://schemas.openxmlformats.org/drawingml/2006/main" noChangeAspect="1"/>
+            </wp:cNvGraphicFramePr>
+            <a:graphic xmlns:a="http://schemas.openxmlformats.org/drawingml/2006/main">
+              <a:graphicData uri="http://schemas.openxmlformats.org/drawingml/2006/picture">
+                <pic:pic xmlns:pic="http://schemas.openxmlformats.org/drawingml/2006/picture">
+                  <pic:nvPicPr>
+                    <pic:cNvPr id="1468586301" name=""/>
+                    <pic:cNvPicPr/>
+                  </pic:nvPicPr>
+                  <pic:blipFill>
+                    <a:blip r:embed="rId10"/>
+                    <a:stretch>
+                      <a:fillRect/>
+                    </a:stretch>
+                  </pic:blipFill>
+                  <pic:spPr>
+                    <a:xfrm>
+                      <a:off x="0" y="0"/>
+                      <a:ext cx="4563112" cy="2095792"/>
+                    </a:xfrm>
+                    <a:prstGeom prst="rect">
+                      <a:avLst/>
+                    </a:prstGeom>
+                  </pic:spPr>
+                </pic:pic>
+              </a:graphicData>
+            </a:graphic>
+          </wp:inline>
+        </w:drawing>
+      </w:r>
+    </w:p>
+    <w:p>
+      <w:pPr>
+        <w:pStyle w:val="a5"/>
+        <w:ind w:firstLine="0"/>
+        <w:jc w:val="center"/>
+      </w:pPr>
+      <w:r>
+        <w:t>Рисунок</w:t>
+      </w:r>
+      <w:r>
+        <w:t xml:space="preserve"> </w:t>
+      </w:r>
+      <w:r>
+        <w:t>6</w:t>
+      </w:r>
+      <w:r>
+        <w:t xml:space="preserve">. </w:t>
+      </w:r>
+      <w:r>
+        <w:t xml:space="preserve">Проверка доступности из </w:t>
+      </w:r>
+      <w:r>
+        <w:rPr>
+          <w:lang w:val="en-US"/>
+        </w:rPr>
+        <w:t>PC</w:t>
+      </w:r>
+      <w:r>
+        <w:t xml:space="preserve">0 </w:t>
+      </w:r>
+      <w:r>
+        <w:t xml:space="preserve">на </w:t>
+      </w:r>
+      <w:r>
+        <w:rPr>
+          <w:lang w:val="en-US"/>
+        </w:rPr>
+        <w:t>Server</w:t>
+      </w:r>
+      <w:r>
+        <w:t>0</w:t>
+      </w:r>
+    </w:p>
+    <w:p>
+      <w:pPr>
+        <w:pStyle w:val="a5"/>
+        <w:ind w:firstLine="0"/>
+        <w:jc w:val="center"/>
+        <w:rPr>
+          <w:lang w:val="en-US"/>
+        </w:rPr>
+      </w:pPr>
+      <w:r>
+        <w:rPr>
+          <w:noProof/>
+          <w:lang w:val="en-US"/>
+        </w:rPr>
+        <w:lastRenderedPageBreak/>
+        <w:drawing>
+          <wp:inline distT="0" distB="0" distL="0" distR="0" wp14:anchorId="69C5D7B5" wp14:editId="65F1193D">
+            <wp:extent cx="4515480" cy="2114845"/>
+            <wp:effectExtent l="0" t="0" r="0" b="0"/>
+            <wp:docPr id="1023491644" name="Рисунок 1"/>
+            <wp:cNvGraphicFramePr>
+              <a:graphicFrameLocks xmlns:a="http://schemas.openxmlformats.org/drawingml/2006/main" noChangeAspect="1"/>
+            </wp:cNvGraphicFramePr>
+            <a:graphic xmlns:a="http://schemas.openxmlformats.org/drawingml/2006/main">
+              <a:graphicData uri="http://schemas.openxmlformats.org/drawingml/2006/picture">
+                <pic:pic xmlns:pic="http://schemas.openxmlformats.org/drawingml/2006/picture">
+                  <pic:nvPicPr>
+                    <pic:cNvPr id="1023491644" name=""/>
+                    <pic:cNvPicPr/>
+                  </pic:nvPicPr>
+                  <pic:blipFill>
+                    <a:blip r:embed="rId11"/>
+                    <a:stretch>
+                      <a:fillRect/>
+                    </a:stretch>
+                  </pic:blipFill>
+                  <pic:spPr>
+                    <a:xfrm>
+                      <a:off x="0" y="0"/>
+                      <a:ext cx="4515480" cy="2114845"/>
+                    </a:xfrm>
+                    <a:prstGeom prst="rect">
+                      <a:avLst/>
+                    </a:prstGeom>
+                  </pic:spPr>
+                </pic:pic>
+              </a:graphicData>
+            </a:graphic>
+          </wp:inline>
+        </w:drawing>
+      </w:r>
+    </w:p>
+    <w:p>
+      <w:pPr>
+        <w:pStyle w:val="a5"/>
+        <w:ind w:firstLine="0"/>
+        <w:jc w:val="center"/>
+      </w:pPr>
+      <w:r>
+        <w:t>Рисунок</w:t>
+      </w:r>
+      <w:r>
+        <w:t xml:space="preserve"> </w:t>
+      </w:r>
+      <w:r>
+        <w:t>6</w:t>
+      </w:r>
+      <w:r>
+        <w:t xml:space="preserve">. </w:t>
+      </w:r>
+      <w:r>
+        <w:t xml:space="preserve">Проверка доступности из разных из </w:t>
+      </w:r>
+      <w:r>
+        <w:rPr>
+          <w:lang w:val="en-US"/>
+        </w:rPr>
+        <w:t>PC</w:t>
+      </w:r>
+      <w:r>
+        <w:t>2</w:t>
+      </w:r>
+      <w:r>
+        <w:t xml:space="preserve"> </w:t>
+      </w:r>
+      <w:r>
+        <w:t xml:space="preserve">на </w:t>
+      </w:r>
+      <w:r>
+        <w:rPr>
+          <w:lang w:val="en-US"/>
+        </w:rPr>
+        <w:t>PC</w:t>
+      </w:r>
+      <w:r>
+        <w:t>4</w:t>
+      </w:r>
+    </w:p>
+    <w:p>
+      <w:pPr>
+        <w:pStyle w:val="a5"/>
+        <w:ind w:firstLine="0"/>
+        <w:jc w:val="center"/>
+      </w:pPr>
+    </w:p>
+    <w:p>
+      <w:pPr>
+        <w:pStyle w:val="a5"/>
+        <w:rPr>
+          <w:lang w:val="en-US"/>
+        </w:rPr>
+      </w:pPr>
+      <w:r>
+        <w:t>Далее</w:t>
+      </w:r>
+      <w:r>
+        <w:rPr>
+          <w:lang w:val="en-US"/>
+        </w:rPr>
+        <w:t xml:space="preserve"> show run </w:t>
+      </w:r>
+      <w:proofErr w:type="spellStart"/>
+      <w:r>
+        <w:rPr>
+          <w:lang w:val="en-US"/>
+        </w:rPr>
+        <w:t>Sw-netw</w:t>
+      </w:r>
+      <w:proofErr w:type="spellEnd"/>
+      <w:r>
+        <w:rPr>
+          <w:lang w:val="en-US"/>
+        </w:rPr>
+        <w:t>:</w:t>
+      </w:r>
+    </w:p>
+    <w:p>
+      <w:pPr>
+        <w:pStyle w:val="a5"/>
+        <w:ind w:firstLine="0"/>
+        <w:jc w:val="center"/>
+        <w:rPr>
+          <w:lang w:val="en-US"/>
+        </w:rPr>
+      </w:pPr>
+      <w:r>
+        <w:rPr>
+          <w:noProof/>
+          <w:lang w:val="en-US"/>
+        </w:rPr>
+        <w:drawing>
+          <wp:inline distT="0" distB="0" distL="0" distR="0" wp14:anchorId="197DCCED" wp14:editId="0A2B5FCA">
+            <wp:extent cx="3658111" cy="2391109"/>
+            <wp:effectExtent l="0" t="0" r="0" b="9525"/>
+            <wp:docPr id="1417584729" name="Рисунок 1"/>
+            <wp:cNvGraphicFramePr>
+              <a:graphicFrameLocks xmlns:a="http://schemas.openxmlformats.org/drawingml/2006/main" noChangeAspect="1"/>
+            </wp:cNvGraphicFramePr>
+            <a:graphic xmlns:a="http://schemas.openxmlformats.org/drawingml/2006/main">
+              <a:graphicData uri="http://schemas.openxmlformats.org/drawingml/2006/picture">
+                <pic:pic xmlns:pic="http://schemas.openxmlformats.org/drawingml/2006/picture">
+                  <pic:nvPicPr>
+                    <pic:cNvPr id="1417584729" name=""/>
+                    <pic:cNvPicPr/>
+                  </pic:nvPicPr>
+                  <pic:blipFill>
+                    <a:blip r:embed="rId12"/>
+                    <a:stretch>
+                      <a:fillRect/>
+                    </a:stretch>
+                  </pic:blipFill>
+                  <pic:spPr>
+                    <a:xfrm>
+                      <a:off x="0" y="0"/>
+                      <a:ext cx="3658111" cy="2391109"/>
+                    </a:xfrm>
+                    <a:prstGeom prst="rect">
+                      <a:avLst/>
+                    </a:prstGeom>
+                  </pic:spPr>
+                </pic:pic>
+              </a:graphicData>
+            </a:graphic>
+          </wp:inline>
+        </w:drawing>
+      </w:r>
+    </w:p>
+    <w:p>
+      <w:pPr>
+        <w:pStyle w:val="a5"/>
+        <w:ind w:firstLine="0"/>
+        <w:jc w:val="center"/>
+        <w:rPr>
+          <w:lang w:val="en-US"/>
+        </w:rPr>
+      </w:pPr>
+      <w:r>
+        <w:rPr>
+          <w:noProof/>
+          <w:lang w:val="en-US"/>
+        </w:rPr>
+        <w:drawing>
+          <wp:inline distT="0" distB="0" distL="0" distR="0" wp14:anchorId="49022750" wp14:editId="72AAF83C">
+            <wp:extent cx="3820058" cy="2953162"/>
+            <wp:effectExtent l="0" t="0" r="9525" b="0"/>
+            <wp:docPr id="1796954647" name="Рисунок 1"/>
+            <wp:cNvGraphicFramePr>
+              <a:graphicFrameLocks xmlns:a="http://schemas.openxmlformats.org/drawingml/2006/main" noChangeAspect="1"/>
+            </wp:cNvGraphicFramePr>
+            <a:graphic xmlns:a="http://schemas.openxmlformats.org/drawingml/2006/main">
+              <a:graphicData uri="http://schemas.openxmlformats.org/drawingml/2006/picture">
+                <pic:pic xmlns:pic="http://schemas.openxmlformats.org/drawingml/2006/picture">
+                  <pic:nvPicPr>
+                    <pic:cNvPr id="1796954647" name=""/>
+                    <pic:cNvPicPr/>
+                  </pic:nvPicPr>
+                  <pic:blipFill>
+                    <a:blip r:embed="rId13"/>
+                    <a:stretch>
+                      <a:fillRect/>
+                    </a:stretch>
+                  </pic:blipFill>
+                  <pic:spPr>
+                    <a:xfrm>
+                      <a:off x="0" y="0"/>
+                      <a:ext cx="3820058" cy="2953162"/>
+                    </a:xfrm>
+                    <a:prstGeom prst="rect">
+                      <a:avLst/>
+                    </a:prstGeom>
+                  </pic:spPr>
+                </pic:pic>
+              </a:graphicData>
+            </a:graphic>
+          </wp:inline>
+        </w:drawing>
+      </w:r>
+    </w:p>
+    <w:p>
+      <w:pPr>
+        <w:pStyle w:val="a5"/>
+        <w:ind w:firstLine="0"/>
+        <w:jc w:val="center"/>
+        <w:rPr>
+          <w:lang w:val="en-US"/>
+        </w:rPr>
+      </w:pPr>
+      <w:r>
+        <w:rPr>
+          <w:noProof/>
+          <w:lang w:val="en-US"/>
+        </w:rPr>
+        <w:lastRenderedPageBreak/>
+        <w:drawing>
+          <wp:inline distT="0" distB="0" distL="0" distR="0" wp14:anchorId="471E50FD" wp14:editId="05610C62">
+            <wp:extent cx="3268071" cy="3535680"/>
+            <wp:effectExtent l="0" t="0" r="8890" b="7620"/>
+            <wp:docPr id="1244048914" name="Рисунок 1"/>
+            <wp:cNvGraphicFramePr>
+              <a:graphicFrameLocks xmlns:a="http://schemas.openxmlformats.org/drawingml/2006/main" noChangeAspect="1"/>
+            </wp:cNvGraphicFramePr>
+            <a:graphic xmlns:a="http://schemas.openxmlformats.org/drawingml/2006/main">
+              <a:graphicData uri="http://schemas.openxmlformats.org/drawingml/2006/picture">
+                <pic:pic xmlns:pic="http://schemas.openxmlformats.org/drawingml/2006/picture">
+                  <pic:nvPicPr>
+                    <pic:cNvPr id="1244048914" name=""/>
+                    <pic:cNvPicPr/>
+                  </pic:nvPicPr>
+                  <pic:blipFill>
+                    <a:blip r:embed="rId14"/>
+                    <a:stretch>
+                      <a:fillRect/>
+                    </a:stretch>
+                  </pic:blipFill>
+                  <pic:spPr>
+                    <a:xfrm>
+                      <a:off x="0" y="0"/>
+                      <a:ext cx="3270991" cy="3538839"/>
+                    </a:xfrm>
+                    <a:prstGeom prst="rect">
+                      <a:avLst/>
+                    </a:prstGeom>
+                  </pic:spPr>
+                </pic:pic>
+              </a:graphicData>
+            </a:graphic>
+          </wp:inline>
+        </w:drawing>
+      </w:r>
+    </w:p>
+    <w:p>
+      <w:pPr>
+        <w:pStyle w:val="a5"/>
+        <w:ind w:firstLine="0"/>
+        <w:jc w:val="center"/>
+        <w:rPr>
+          <w:lang w:val="en-US"/>
+        </w:rPr>
+      </w:pPr>
+      <w:r>
+        <w:rPr>
+          <w:noProof/>
+          <w:lang w:val="en-US"/>
+        </w:rPr>
+        <w:drawing>
+          <wp:inline distT="0" distB="0" distL="0" distR="0" wp14:anchorId="77E6DE17" wp14:editId="6EE30EBD">
+            <wp:extent cx="3972479" cy="4277322"/>
+            <wp:effectExtent l="0" t="0" r="9525" b="9525"/>
+            <wp:docPr id="2073837869" name="Рисунок 1"/>
+            <wp:cNvGraphicFramePr>
+              <a:graphicFrameLocks xmlns:a="http://schemas.openxmlformats.org/drawingml/2006/main" noChangeAspect="1"/>
+            </wp:cNvGraphicFramePr>
+            <a:graphic xmlns:a="http://schemas.openxmlformats.org/drawingml/2006/main">
+              <a:graphicData uri="http://schemas.openxmlformats.org/drawingml/2006/picture">
+                <pic:pic xmlns:pic="http://schemas.openxmlformats.org/drawingml/2006/picture">
+                  <pic:nvPicPr>
+                    <pic:cNvPr id="2073837869" name=""/>
+                    <pic:cNvPicPr/>
+                  </pic:nvPicPr>
+                  <pic:blipFill>
+                    <a:blip r:embed="rId15"/>
+                    <a:stretch>
+                      <a:fillRect/>
+                    </a:stretch>
+                  </pic:blipFill>
+                  <pic:spPr>
+                    <a:xfrm>
+                      <a:off x="0" y="0"/>
+                      <a:ext cx="3972479" cy="4277322"/>
+                    </a:xfrm>
+                    <a:prstGeom prst="rect">
+                      <a:avLst/>
+                    </a:prstGeom>
+                  </pic:spPr>
+                </pic:pic>
+              </a:graphicData>
+            </a:graphic>
+          </wp:inline>
+        </w:drawing>
+      </w:r>
+    </w:p>
+    <w:p>
+      <w:pPr>
+        <w:pStyle w:val="a5"/>
+        <w:ind w:firstLine="0"/>
+        <w:jc w:val="center"/>
+        <w:rPr>
+          <w:lang w:val="en-US"/>
+        </w:rPr>
+      </w:pPr>
+    </w:p>
+    <w:p>
+      <w:pPr>
+        <w:pStyle w:val="a5"/>
+        <w:rPr>
+          <w:lang w:val="en-US"/>
+        </w:rPr>
+      </w:pPr>
+      <w:r>
+        <w:rPr>
+          <w:lang w:val="en-US"/>
+        </w:rPr>
+        <w:t>Switch0:</w:t>
+      </w:r>
+    </w:p>
+    <w:p>
+      <w:pPr>
+        <w:pStyle w:val="a5"/>
+        <w:jc w:val="center"/>
+        <w:rPr>
+          <w:lang w:val="en-US"/>
+        </w:rPr>
+      </w:pPr>
+      <w:r>
+        <w:rPr>
+          <w:noProof/>
+          <w:lang w:val="en-US"/>
+        </w:rPr>
+        <w:lastRenderedPageBreak/>
+        <w:drawing>
+          <wp:inline distT="0" distB="0" distL="0" distR="0" wp14:anchorId="5E37669A" wp14:editId="0E680E5F">
+            <wp:extent cx="3753374" cy="3905795"/>
+            <wp:effectExtent l="0" t="0" r="0" b="0"/>
+            <wp:docPr id="1265373822" name="Рисунок 1"/>
+            <wp:cNvGraphicFramePr>
+              <a:graphicFrameLocks xmlns:a="http://schemas.openxmlformats.org/drawingml/2006/main" noChangeAspect="1"/>
+            </wp:cNvGraphicFramePr>
+            <a:graphic xmlns:a="http://schemas.openxmlformats.org/drawingml/2006/main">
+              <a:graphicData uri="http://schemas.openxmlformats.org/drawingml/2006/picture">
+                <pic:pic xmlns:pic="http://schemas.openxmlformats.org/drawingml/2006/picture">
+                  <pic:nvPicPr>
+                    <pic:cNvPr id="1265373822" name=""/>
+                    <pic:cNvPicPr/>
+                  </pic:nvPicPr>
+                  <pic:blipFill>
+                    <a:blip r:embed="rId16"/>
+                    <a:stretch>
+                      <a:fillRect/>
+                    </a:stretch>
+                  </pic:blipFill>
+                  <pic:spPr>
+                    <a:xfrm>
+                      <a:off x="0" y="0"/>
+                      <a:ext cx="3753374" cy="3905795"/>
+                    </a:xfrm>
+                    <a:prstGeom prst="rect">
+                      <a:avLst/>
+                    </a:prstGeom>
+                  </pic:spPr>
+                </pic:pic>
+              </a:graphicData>
+            </a:graphic>
+          </wp:inline>
+        </w:drawing>
+      </w:r>
     </w:p>
     <w:sectPr>
       <w:pgSz w:w="11906" w:h="16838"/>
